--- a/documentação/Requisitos/UC10 - MANTER PERFIL.docx
+++ b/documentação/Requisitos/UC10 - MANTER PERFIL.docx
@@ -1019,14 +1019,14 @@
             </w:rPr>
             <w:fldChar w:fldCharType="separate"/>
           </w:r>
-          <w:hyperlink w:anchor="_Toc201317372" w:history="1">
+          <w:hyperlink w:anchor="_Toc204076070" w:history="1">
             <w:r>
               <w:rPr>
                 <w:rStyle w:val="Hyperlink"/>
                 <w:rFonts w:ascii="Segoe UI" w:hAnsi="Segoe UI" w:cs="Segoe UI"/>
                 <w:noProof/>
               </w:rPr>
-              <w:t>Caso de Uso: Manter Perfil</w:t>
+              <w:t>Caso de Uso: Manter Perfil do Usuário</w:t>
             </w:r>
             <w:r>
               <w:rPr>
@@ -1047,7 +1047,7 @@
                 <w:noProof/>
                 <w:webHidden/>
               </w:rPr>
-              <w:instrText xml:space="preserve"> PAGEREF _Toc201317372 \h </w:instrText>
+              <w:instrText xml:space="preserve"> PAGEREF _Toc204076070 \h </w:instrText>
             </w:r>
             <w:r>
               <w:rPr>
@@ -1095,7 +1095,7 @@
               <w:lang w:eastAsia="pt-BR"/>
             </w:rPr>
           </w:pPr>
-          <w:hyperlink w:anchor="_Toc201317373" w:history="1">
+          <w:hyperlink w:anchor="_Toc204076071" w:history="1">
             <w:r>
               <w:rPr>
                 <w:rStyle w:val="Hyperlink"/>
@@ -1123,7 +1123,7 @@
                 <w:noProof/>
                 <w:webHidden/>
               </w:rPr>
-              <w:instrText xml:space="preserve"> PAGEREF _Toc201317373 \h </w:instrText>
+              <w:instrText xml:space="preserve"> PAGEREF _Toc204076071 \h </w:instrText>
             </w:r>
             <w:r>
               <w:rPr>
@@ -1171,7 +1171,7 @@
               <w:lang w:eastAsia="pt-BR"/>
             </w:rPr>
           </w:pPr>
-          <w:hyperlink w:anchor="_Toc201317374" w:history="1">
+          <w:hyperlink w:anchor="_Toc204076072" w:history="1">
             <w:r>
               <w:rPr>
                 <w:rStyle w:val="Hyperlink"/>
@@ -1199,7 +1199,7 @@
                 <w:noProof/>
                 <w:webHidden/>
               </w:rPr>
-              <w:instrText xml:space="preserve"> PAGEREF _Toc201317374 \h </w:instrText>
+              <w:instrText xml:space="preserve"> PAGEREF _Toc204076072 \h </w:instrText>
             </w:r>
             <w:r>
               <w:rPr>
@@ -1247,7 +1247,7 @@
               <w:lang w:eastAsia="pt-BR"/>
             </w:rPr>
           </w:pPr>
-          <w:hyperlink w:anchor="_Toc201317375" w:history="1">
+          <w:hyperlink w:anchor="_Toc204076073" w:history="1">
             <w:r>
               <w:rPr>
                 <w:rStyle w:val="Hyperlink"/>
@@ -1275,7 +1275,7 @@
                 <w:noProof/>
                 <w:webHidden/>
               </w:rPr>
-              <w:instrText xml:space="preserve"> PAGEREF _Toc201317375 \h </w:instrText>
+              <w:instrText xml:space="preserve"> PAGEREF _Toc204076073 \h </w:instrText>
             </w:r>
             <w:r>
               <w:rPr>
@@ -1323,7 +1323,7 @@
               <w:lang w:eastAsia="pt-BR"/>
             </w:rPr>
           </w:pPr>
-          <w:hyperlink w:anchor="_Toc201317376" w:history="1">
+          <w:hyperlink w:anchor="_Toc204076074" w:history="1">
             <w:r>
               <w:rPr>
                 <w:rStyle w:val="Hyperlink"/>
@@ -1351,7 +1351,7 @@
                 <w:noProof/>
                 <w:webHidden/>
               </w:rPr>
-              <w:instrText xml:space="preserve"> PAGEREF _Toc201317376 \h </w:instrText>
+              <w:instrText xml:space="preserve"> PAGEREF _Toc204076074 \h </w:instrText>
             </w:r>
             <w:r>
               <w:rPr>
@@ -1397,7 +1397,7 @@
               <w:lang w:eastAsia="pt-BR"/>
             </w:rPr>
           </w:pPr>
-          <w:hyperlink w:anchor="_Toc201317377" w:history="1">
+          <w:hyperlink w:anchor="_Toc204076075" w:history="1">
             <w:r>
               <w:rPr>
                 <w:rStyle w:val="Hyperlink"/>
@@ -1425,7 +1425,7 @@
                 <w:noProof/>
                 <w:webHidden/>
               </w:rPr>
-              <w:instrText xml:space="preserve"> PAGEREF _Toc201317377 \h </w:instrText>
+              <w:instrText xml:space="preserve"> PAGEREF _Toc204076075 \h </w:instrText>
             </w:r>
             <w:r>
               <w:rPr>
@@ -1471,7 +1471,7 @@
               <w:lang w:eastAsia="pt-BR"/>
             </w:rPr>
           </w:pPr>
-          <w:hyperlink w:anchor="_Toc201317378" w:history="1">
+          <w:hyperlink w:anchor="_Toc204076076" w:history="1">
             <w:r>
               <w:rPr>
                 <w:rStyle w:val="Hyperlink"/>
@@ -1499,7 +1499,7 @@
                 <w:noProof/>
                 <w:webHidden/>
               </w:rPr>
-              <w:instrText xml:space="preserve"> PAGEREF _Toc201317378 \h </w:instrText>
+              <w:instrText xml:space="preserve"> PAGEREF _Toc204076076 \h </w:instrText>
             </w:r>
             <w:r>
               <w:rPr>
@@ -1545,7 +1545,7 @@
               <w:lang w:eastAsia="pt-BR"/>
             </w:rPr>
           </w:pPr>
-          <w:hyperlink w:anchor="_Toc201317379" w:history="1">
+          <w:hyperlink w:anchor="_Toc204076077" w:history="1">
             <w:r>
               <w:rPr>
                 <w:rStyle w:val="Hyperlink"/>
@@ -1573,7 +1573,7 @@
                 <w:noProof/>
                 <w:webHidden/>
               </w:rPr>
-              <w:instrText xml:space="preserve"> PAGEREF _Toc201317379 \h </w:instrText>
+              <w:instrText xml:space="preserve"> PAGEREF _Toc204076077 \h </w:instrText>
             </w:r>
             <w:r>
               <w:rPr>
@@ -1621,7 +1621,7 @@
               <w:lang w:eastAsia="pt-BR"/>
             </w:rPr>
           </w:pPr>
-          <w:hyperlink w:anchor="_Toc201317380" w:history="1">
+          <w:hyperlink w:anchor="_Toc204076078" w:history="1">
             <w:r>
               <w:rPr>
                 <w:rStyle w:val="Hyperlink"/>
@@ -1649,7 +1649,7 @@
                 <w:noProof/>
                 <w:webHidden/>
               </w:rPr>
-              <w:instrText xml:space="preserve"> PAGEREF _Toc201317380 \h </w:instrText>
+              <w:instrText xml:space="preserve"> PAGEREF _Toc204076078 \h </w:instrText>
             </w:r>
             <w:r>
               <w:rPr>
@@ -1695,7 +1695,7 @@
               <w:lang w:eastAsia="pt-BR"/>
             </w:rPr>
           </w:pPr>
-          <w:hyperlink w:anchor="_Toc201317381" w:history="1">
+          <w:hyperlink w:anchor="_Toc204076079" w:history="1">
             <w:r>
               <w:rPr>
                 <w:rStyle w:val="Hyperlink"/>
@@ -1723,7 +1723,7 @@
                 <w:noProof/>
                 <w:webHidden/>
               </w:rPr>
-              <w:instrText xml:space="preserve"> PAGEREF _Toc201317381 \h </w:instrText>
+              <w:instrText xml:space="preserve"> PAGEREF _Toc204076079 \h </w:instrText>
             </w:r>
             <w:r>
               <w:rPr>
@@ -1769,7 +1769,7 @@
               <w:lang w:eastAsia="pt-BR"/>
             </w:rPr>
           </w:pPr>
-          <w:hyperlink w:anchor="_Toc201317382" w:history="1">
+          <w:hyperlink w:anchor="_Toc204076080" w:history="1">
             <w:r>
               <w:rPr>
                 <w:rStyle w:val="Hyperlink"/>
@@ -1797,7 +1797,7 @@
                 <w:noProof/>
                 <w:webHidden/>
               </w:rPr>
-              <w:instrText xml:space="preserve"> PAGEREF _Toc201317382 \h </w:instrText>
+              <w:instrText xml:space="preserve"> PAGEREF _Toc204076080 \h </w:instrText>
             </w:r>
             <w:r>
               <w:rPr>
@@ -1817,7 +1817,7 @@
                 <w:noProof/>
                 <w:webHidden/>
               </w:rPr>
-              <w:t>4</w:t>
+              <w:t>5</w:t>
             </w:r>
             <w:r>
               <w:rPr>
@@ -1843,7 +1843,7 @@
               <w:lang w:eastAsia="pt-BR"/>
             </w:rPr>
           </w:pPr>
-          <w:hyperlink w:anchor="_Toc201317383" w:history="1">
+          <w:hyperlink w:anchor="_Toc204076081" w:history="1">
             <w:r>
               <w:rPr>
                 <w:rStyle w:val="Hyperlink"/>
@@ -1871,7 +1871,7 @@
                 <w:noProof/>
                 <w:webHidden/>
               </w:rPr>
-              <w:instrText xml:space="preserve"> PAGEREF _Toc201317383 \h </w:instrText>
+              <w:instrText xml:space="preserve"> PAGEREF _Toc204076081 \h </w:instrText>
             </w:r>
             <w:r>
               <w:rPr>
@@ -1919,7 +1919,7 @@
               <w:lang w:eastAsia="pt-BR"/>
             </w:rPr>
           </w:pPr>
-          <w:hyperlink w:anchor="_Toc201317384" w:history="1">
+          <w:hyperlink w:anchor="_Toc204076082" w:history="1">
             <w:r>
               <w:rPr>
                 <w:rStyle w:val="Hyperlink"/>
@@ -1947,7 +1947,7 @@
                 <w:noProof/>
                 <w:webHidden/>
               </w:rPr>
-              <w:instrText xml:space="preserve"> PAGEREF _Toc201317384 \h </w:instrText>
+              <w:instrText xml:space="preserve"> PAGEREF _Toc204076082 \h </w:instrText>
             </w:r>
             <w:r>
               <w:rPr>
@@ -1995,7 +1995,7 @@
               <w:lang w:eastAsia="pt-BR"/>
             </w:rPr>
           </w:pPr>
-          <w:hyperlink w:anchor="_Toc201317385" w:history="1">
+          <w:hyperlink w:anchor="_Toc204076083" w:history="1">
             <w:r>
               <w:rPr>
                 <w:rStyle w:val="Hyperlink"/>
@@ -2023,7 +2023,7 @@
                 <w:noProof/>
                 <w:webHidden/>
               </w:rPr>
-              <w:instrText xml:space="preserve"> PAGEREF _Toc201317385 \h </w:instrText>
+              <w:instrText xml:space="preserve"> PAGEREF _Toc204076083 \h </w:instrText>
             </w:r>
             <w:r>
               <w:rPr>
@@ -2201,7 +2201,7 @@
           <w:szCs w:val="41"/>
         </w:rPr>
       </w:pPr>
-      <w:bookmarkStart w:id="0" w:name="_Toc201317372"/>
+      <w:bookmarkStart w:id="0" w:name="_Toc204076070"/>
       <w:r>
         <w:rPr>
           <w:rStyle w:val="Forte"/>
@@ -2213,7 +2213,6 @@
         <w:lastRenderedPageBreak/>
         <w:t>Caso de Uso: Manter Perfil</w:t>
       </w:r>
-      <w:bookmarkEnd w:id="0"/>
       <w:r>
         <w:rPr>
           <w:rStyle w:val="Forte"/>
@@ -2224,6 +2223,7 @@
         </w:rPr>
         <w:t xml:space="preserve"> do Usuário</w:t>
       </w:r>
+      <w:bookmarkEnd w:id="0"/>
     </w:p>
     <w:p>
       <w:pPr>
@@ -2239,7 +2239,7 @@
           <w:szCs w:val="34"/>
         </w:rPr>
       </w:pPr>
-      <w:bookmarkStart w:id="1" w:name="_Toc201317373"/>
+      <w:bookmarkStart w:id="1" w:name="_Toc204076071"/>
       <w:r>
         <w:rPr>
           <w:rStyle w:val="Forte"/>
@@ -2285,7 +2285,7 @@
           <w:szCs w:val="34"/>
         </w:rPr>
       </w:pPr>
-      <w:bookmarkStart w:id="2" w:name="_Toc201317374"/>
+      <w:bookmarkStart w:id="2" w:name="_Toc204076072"/>
       <w:r>
         <w:rPr>
           <w:rStyle w:val="Forte"/>
@@ -2395,7 +2395,7 @@
           <w:szCs w:val="34"/>
         </w:rPr>
       </w:pPr>
-      <w:bookmarkStart w:id="3" w:name="_Toc201317375"/>
+      <w:bookmarkStart w:id="3" w:name="_Toc204076073"/>
       <w:r>
         <w:rPr>
           <w:rStyle w:val="Forte"/>
@@ -2474,7 +2474,7 @@
           <w:szCs w:val="34"/>
         </w:rPr>
       </w:pPr>
-      <w:bookmarkStart w:id="4" w:name="_Toc201317376"/>
+      <w:bookmarkStart w:id="4" w:name="_Toc204076074"/>
       <w:r>
         <w:rPr>
           <w:rStyle w:val="Forte"/>
@@ -2503,7 +2503,7 @@
           <w:szCs w:val="27"/>
         </w:rPr>
       </w:pPr>
-      <w:bookmarkStart w:id="5" w:name="_Toc201317377"/>
+      <w:bookmarkStart w:id="5" w:name="_Toc204076075"/>
       <w:r>
         <w:rPr>
           <w:rStyle w:val="Forte"/>
@@ -3006,7 +3006,7 @@
           <w:color w:val="404040"/>
         </w:rPr>
       </w:pPr>
-      <w:bookmarkStart w:id="6" w:name="_Toc201317378"/>
+      <w:bookmarkStart w:id="6" w:name="_Toc204076076"/>
       <w:r>
         <w:rPr>
           <w:rStyle w:val="Forte"/>
@@ -3222,7 +3222,7 @@
           <w:color w:val="404040"/>
         </w:rPr>
       </w:pPr>
-      <w:bookmarkStart w:id="7" w:name="_Toc201317379"/>
+      <w:bookmarkStart w:id="7" w:name="_Toc204076077"/>
       <w:r>
         <w:rPr>
           <w:rStyle w:val="Forte"/>
@@ -4145,7 +4145,7 @@
           <w:szCs w:val="34"/>
         </w:rPr>
       </w:pPr>
-      <w:bookmarkStart w:id="8" w:name="_Toc201317380"/>
+      <w:bookmarkStart w:id="8" w:name="_Toc204076078"/>
       <w:r>
         <w:rPr>
           <w:rStyle w:val="Forte"/>
@@ -4174,7 +4174,7 @@
           <w:szCs w:val="27"/>
         </w:rPr>
       </w:pPr>
-      <w:bookmarkStart w:id="9" w:name="_Toc201317381"/>
+      <w:bookmarkStart w:id="9" w:name="_Toc204076079"/>
       <w:r>
         <w:rPr>
           <w:rStyle w:val="Forte"/>
@@ -4271,7 +4271,7 @@
           <w:color w:val="404040"/>
         </w:rPr>
       </w:pPr>
-      <w:bookmarkStart w:id="10" w:name="_Toc201317382"/>
+      <w:bookmarkStart w:id="10" w:name="_Toc204076080"/>
       <w:r>
         <w:rPr>
           <w:rStyle w:val="Forte"/>
@@ -4347,7 +4347,7 @@
           <w:color w:val="404040"/>
         </w:rPr>
       </w:pPr>
-      <w:bookmarkStart w:id="11" w:name="_Toc201317383"/>
+      <w:bookmarkStart w:id="11" w:name="_Toc204076081"/>
       <w:r>
         <w:rPr>
           <w:rStyle w:val="Forte"/>
@@ -4424,7 +4424,7 @@
           <w:szCs w:val="34"/>
         </w:rPr>
       </w:pPr>
-      <w:bookmarkStart w:id="12" w:name="_Toc201317384"/>
+      <w:bookmarkStart w:id="12" w:name="_Toc204076082"/>
       <w:r>
         <w:rPr>
           <w:rStyle w:val="Forte"/>
@@ -4517,7 +4517,7 @@
           <w:szCs w:val="34"/>
         </w:rPr>
       </w:pPr>
-      <w:bookmarkStart w:id="13" w:name="_Toc201317385"/>
+      <w:bookmarkStart w:id="13" w:name="_Toc204076083"/>
       <w:r>
         <w:rPr>
           <w:rStyle w:val="Forte"/>
